--- a/DBTUNING/ch17_성능개선방법론과긴급대응/ch17_성능개선방법론과긴급대응.docx
+++ b/DBTUNING/ch17_성능개선방법론과긴급대응/ch17_성능개선방법론과긴급대응.docx
@@ -13,7 +13,7 @@
           <w:color w:val="365F91"/>
           <w:sz w:val="28"/>
         </w:rPr>
-        <w:t>제3장  성능 개선 방법론과 긴급 대응</w:t>
+        <w:t>제ch17  성능 개선 방법론과 긴급 대응</w:t>
       </w:r>
     </w:p>
     <w:p>
@@ -22,7 +22,7 @@
           <w:rFonts w:ascii="맑은 고딕" w:hAnsi="맑은 고딕" w:eastAsia="맑은 고딕"/>
           <w:sz w:val="21"/>
         </w:rPr>
-        <w:t>앞의 두 장이 '성능을 무엇으로 재는가(1장)'와 '성능은 설계에서 먼저 결정된다(2장)'를 다뤘다면, 이 장은 이미 벌어진 성능 문제 앞에서 무엇부터, 어떤 순서로 손을 대야 하는가를 다룬다. 느린 데이터베이스는 두 얼굴로 온다. 하나는 며칠에 걸쳐 서서히 나빠지는 만성적 저하이고, 다른 하나는 방금 전까지 멀쩡하던 시스템이 갑자기 응답하지 않는 긴급 상황이다. 두 얼굴에는 각각 다른 대응 방식이 필요하다. 만성적 저하에는 오라클 성능 개선 방법론(Oracle Performance Improvement Method)의 반복적 절차가, 긴급 상황에는 긴급 대응 방법(Emergency Performance Method)의 빠른 진단이 맞다. 이 장은 두 방법을 나란히 배우고, 그 사이에 흐르는 하나의 원칙 — 근거 없는 조치는 도박이라는 원칙 — 을 몸에 새긴다.</w:t>
+        <w:t>앞의 두 장이 '성능을 무엇으로 재는가(ch15)'와 '성능은 설계에서 먼저 결정된다(ch16)'를 다뤘다면, 이 장은 이미 벌어진 성능 문제 앞에서 무엇부터, 어떤 순서로 손을 대야 하는가를 다룬다. 느린 데이터베이스는 두 얼굴로 온다. 하나는 며칠에 걸쳐 서서히 나빠지는 만성적 저하이고, 다른 하나는 방금 전까지 멀쩡하던 시스템이 갑자기 응답하지 않는 긴급 상황이다. 두 얼굴에는 각각 다른 대응 방식이 필요하다. 만성적 저하에는 오라클 성능 개선 방법론(Oracle Performance Improvement Method)의 반복적 절차가, 긴급 상황에는 긴급 대응 방법(Emergency Performance Method)의 빠른 진단이 맞다. 이 장은 두 방법을 나란히 배우고, 그 사이에 흐르는 하나의 원칙 — 근거 없는 조치는 도박이라는 원칙 — 을 몸에 새긴다.</w:t>
       </w:r>
     </w:p>
     <w:p>
@@ -40,7 +40,7 @@
           <w:rFonts w:ascii="맑은 고딕" w:hAnsi="맑은 고딕" w:eastAsia="맑은 고딕"/>
           <w:sz w:val="21"/>
         </w:rPr>
-        <w:t>이 과정의 실습 데이터베이스는 non-CDB 구조의 orcl 19.3이다. 이 장에서 다루는 블로킹 세션 추적, 응급 진단 체크리스트, 세션 종료 절차는 모두 이 non-CDB 환경에서 실측한 값을 근거로 서술한다. 멀티테넌트(CDB/PDB)에서 컨테이너별로 세션을 구분하는 이야기는 이 장의 범위 밖이며, 여기서는 하나의 인스턴스 안에서 세션과 잠금을 추적하는 데 집중한다. 이 장의 실습 4는 3장의 핵심으로, 공용 부하 스크립트 WL_04_lock.sql로 행 잠금 경합을 재현하고 블로커와 대기자를 실제로 추적한다.</w:t>
+        <w:t>이 과정의 실습 데이터베이스는 non-CDB 구조의 orcl 19.3이다. 이 장에서 다루는 블로킹 세션 추적, 응급 진단 체크리스트, 세션 종료 절차는 모두 이 non-CDB 환경에서 실측한 값을 근거로 서술한다. 멀티테넌트(CDB/PDB)에서 컨테이너별로 세션을 구분하는 이야기는 이 장의 범위 밖이며, 여기서는 하나의 인스턴스 안에서 세션과 잠금을 추적하는 데 집중한다. 이 장의 실습 4는 ch17의 핵심으로, 공용 부하 스크립트 WL_04_lock.sql로 행 잠금 경합을 재현하고 블로커와 대기자를 실제로 추적한다.</w:t>
       </w:r>
     </w:p>
     <w:p>
@@ -188,7 +188,7 @@
           <w:rFonts w:ascii="맑은 고딕" w:hAnsi="맑은 고딕" w:eastAsia="맑은 고딕"/>
           <w:sz w:val="21"/>
         </w:rPr>
-        <w:t>ADDM(Automatic Database Diagnostic Monitor)은 바로 이 성능 개선 방법론의 일부를 코드로 구현한 것이다. 통계를 분석해 주요 성능 문제를 자동으로 진단하므로, ADDM을 쓰면 시스템 성능 개선에 드는 시간을 크게 줄일 수 있다. 그러나 ADDM이 방법론을 대체하는 것은 아니다. 방법론은 '일하는 방식'을 정의할 뿐 확정적 규칙의 집합을 주지 않으며, 결국 데이터를 근거로 측면에서 사고하는 사람의 판단이 마지막을 결정한다. ADDM의 권고를 결론이 아니라 가설로 다루라는 이 과정의 태도(1장)가 여기서도 그대로 적용된다.</w:t>
+        <w:t>ADDM(Automatic Database Diagnostic Monitor)은 바로 이 성능 개선 방법론의 일부를 코드로 구현한 것이다. 통계를 분석해 주요 성능 문제를 자동으로 진단하므로, ADDM을 쓰면 시스템 성능 개선에 드는 시간을 크게 줄일 수 있다. 그러나 ADDM이 방법론을 대체하는 것은 아니다. 방법론은 '일하는 방식'을 정의할 뿐 확정적 규칙의 집합을 주지 않으며, 결국 데이터를 근거로 측면에서 사고하는 사람의 판단이 마지막을 결정한다. ADDM의 권고를 결론이 아니라 가설로 다루라는 이 과정의 태도(ch15)가 여기서도 그대로 적용된다.</w:t>
       </w:r>
     </w:p>
     <w:p>
@@ -232,7 +232,7 @@
           <w:rFonts w:ascii="맑은 고딕" w:hAnsi="맑은 고딕" w:eastAsia="맑은 고딕"/>
           <w:sz w:val="21"/>
         </w:rPr>
-        <w:t>어떤 데이터베이스나 운영체제 통계를 보기 전에, 가장 먼저 할 일은 시스템의 가장 중요한 구성 요소, 즉 사용자와 비용을 지불하는 사람들로부터 솔직한 피드백을 얻는 것이다. '온라인이 너무 느려 업무를 못 한다', '청구 배치가 너무 오래 걸린다' 같은 진술이 전형적이다. 이런 피드백에서 성능 작업의 핵심 성공 요인을 도출한다. 중요한 것은, 성공 기준을 시스템 통계가 아니라 실제 업무 목표로 정의하는 것이다. '청구 배치는 100만 건을 3시간 안에 처리해야 한다', '피크 시간대에 페이지 갱신 응답시간이 5초를 넘으면 안 된다'처럼 쓴다. 이렇게 목표와 종료 기준을 정해 두면 성능 작업을 관리하기가 훨씬 쉬워진다(1장 1.7절의 '목표를 수치로'와 같은 원칙이다).</w:t>
+        <w:t>어떤 데이터베이스나 운영체제 통계를 보기 전에, 가장 먼저 할 일은 시스템의 가장 중요한 구성 요소, 즉 사용자와 비용을 지불하는 사람들로부터 솔직한 피드백을 얻는 것이다. '온라인이 너무 느려 업무를 못 한다', '청구 배치가 너무 오래 걸린다' 같은 진술이 전형적이다. 이런 피드백에서 성능 작업의 핵심 성공 요인을 도출한다. 중요한 것은, 성공 기준을 시스템 통계가 아니라 실제 업무 목표로 정의하는 것이다. '청구 배치는 100만 건을 3시간 안에 처리해야 한다', '피크 시간대에 페이지 갱신 응답시간이 5초를 넘으면 안 된다'처럼 쓴다. 이렇게 목표와 종료 기준을 정해 두면 성능 작업을 관리하기가 훨씬 쉬워진다(ch15 1.7절의 '목표를 수치로'와 같은 원칙이다).</w:t>
       </w:r>
     </w:p>
     <w:p>
@@ -1077,7 +1077,7 @@
                 <w:rFonts w:ascii="맑은 고딕" w:hAnsi="맑은 고딕" w:eastAsia="맑은 고딕"/>
                 <w:sz w:val="19"/>
               </w:rPr>
-              <w:t>디스크를 용량 기준으로만 배치하고 I/O 대역폭을 무시. 파일 배치와 디스크 수를 다시 본다(20장).</w:t>
+              <w:t>디스크를 용량 기준으로만 배치하고 I/O 대역폭을 무시. 파일 배치와 디스크 수를 다시 본다(ch34).</w:t>
             </w:r>
           </w:p>
         </w:tc>
@@ -1318,7 +1318,7 @@
           <w:rFonts w:ascii="맑은 고딕" w:hAnsi="맑은 고딕" w:eastAsia="맑은 고딕"/>
           <w:sz w:val="21"/>
         </w:rPr>
-        <w:t>이 목록을 읽는 올바른 방법은 '증상을 원인으로 착각하지 않는' 것이다. 예컨대 8번 '긴 전체 테이블 스캔'은 그 자체가 원인이 아니라, 인덱스 누락이나 나쁜 SQL 설계가 낳은 결과다. 물리 I/O가 높다는 통계도 디스크가 느려서일 수도, 튜닝되지 않은 SQL이 불필요한 I/O를 대량으로 유발해서일 수도 있다. 그래서 이 과정은 통계(증상)에서 출발해 원인(세그먼트·세션·SQL)까지 좁혀 들어가는 절차를 반복 훈련한다. 이 열 가지 중 2번(커서·공유 풀)은 2장·18장에서, 3번(나쁜 SQL)은 SQL 튜닝 과정으로, 5번(I/O)은 20장에서, 7번(블록 직렬화)과 이 장의 잠금 경합은 3장·14장에서 각각 깊이 다룬다.</w:t>
+        <w:t>이 목록을 읽는 올바른 방법은 '증상을 원인으로 착각하지 않는' 것이다. 예컨대 8번 '긴 전체 테이블 스캔'은 그 자체가 원인이 아니라, 인덱스 누락이나 나쁜 SQL 설계가 낳은 결과다. 물리 I/O가 높다는 통계도 디스크가 느려서일 수도, 튜닝되지 않은 SQL이 불필요한 I/O를 대량으로 유발해서일 수도 있다. 그래서 이 과정은 통계(증상)에서 출발해 원인(세그먼트·세션·SQL)까지 좁혀 들어가는 절차를 반복 훈련한다. 이 열 가지 중 2번(커서·공유 풀)은 ch16·ch32에서, 3번(나쁜 SQL)은 SQL 튜닝 과정으로, 5번(I/O)은 ch34에서, 7번(블록 직렬화)과 이 장의 잠금 경합은 ch17·ch27에서 각각 깊이 다룬다.</w:t>
       </w:r>
     </w:p>
     <w:p>
@@ -1327,7 +1327,7 @@
           <w:rFonts w:ascii="맑은 고딕" w:hAnsi="맑은 고딕" w:eastAsia="맑은 고딕"/>
           <w:sz w:val="21"/>
         </w:rPr>
-        <w:t>특히 실무에서 반복적으로 목격되는 두 가지를 더 짚어 둔다. 1번 '잘못된 커넥션 관리'는 무상태 미들웨어를 쓰는 애플리케이션 서버에서 흔한데, 상호작용마다 접속하고 끊는 방식은 성능에 두 자릿수 배 이상의 영향을 주며 전혀 확장되지 않는다. 커넥션 획득 비용은 눈에 잘 띄지 않아 간과되기 쉽지만, 동시 사용자가 늘수록 치명적이다(2장에서 커넥션 재사용의 효과를 실측한다). 4번 '비표준 초기화 파라미터'는 근거 없는 조언이나 잘못된 가정에 기반해 설정되는 경우가 많다. 대부분의 데이터베이스는 기본 파라미터만으로 수용 가능한 성능을 내며, 특히 래치의 SPIN_COUNT나 문서화되지 않은 옵티마이저 기능을 건드리면 상당한 조사 시간을 요구하는 문제를 일으킬 수 있다. 초기화 파일에 넣은 옵티마이저 파라미터가 검증된 최적 실행계획을 덮어쓸 수도 있으므로, 스키마·스키마 통계·옵티마이저 설정은 성능의 일관성을 위해 한 묶음으로 관리해야 한다.</w:t>
+        <w:t>특히 실무에서 반복적으로 목격되는 두 가지를 더 짚어 둔다. 1번 '잘못된 커넥션 관리'는 무상태 미들웨어를 쓰는 애플리케이션 서버에서 흔한데, 상호작용마다 접속하고 끊는 방식은 성능에 두 자릿수 배 이상의 영향을 주며 전혀 확장되지 않는다. 커넥션 획득 비용은 눈에 잘 띄지 않아 간과되기 쉽지만, 동시 사용자가 늘수록 치명적이다(ch16에서 커넥션 재사용의 효과를 실측한다). 4번 '비표준 초기화 파라미터'는 근거 없는 조언이나 잘못된 가정에 기반해 설정되는 경우가 많다. 대부분의 데이터베이스는 기본 파라미터만으로 수용 가능한 성능을 내며, 특히 래치의 SPIN_COUNT나 문서화되지 않은 옵티마이저 기능을 건드리면 상당한 조사 시간을 요구하는 문제를 일으킬 수 있다. 초기화 파일에 넣은 옵티마이저 파라미터가 검증된 최적 실행계획을 덮어쓸 수도 있으므로, 스키마·스키마 통계·옵티마이저 설정은 성능의 일관성을 위해 한 묶음으로 관리해야 한다.</w:t>
       </w:r>
     </w:p>
     <w:tbl>
@@ -1416,7 +1416,7 @@
                 <w:rFonts w:ascii="맑은 고딕" w:hAnsi="맑은 고딕" w:eastAsia="맑은 고딕"/>
                 <w:sz w:val="20"/>
               </w:rPr>
-              <w:t>· ADDM이 아홉 개를 자동 탐지하지만, 권고는 결론이 아니라 가설이다(1장의 '권고 맹신' 경계).</w:t>
+              <w:t>· ADDM이 아홉 개를 자동 탐지하지만, 권고는 결론이 아니라 가설이다(ch15의 '권고 맹신' 경계).</w:t>
             </w:r>
           </w:p>
         </w:tc>
@@ -2203,7 +2203,7 @@
           <w:rFonts w:ascii="맑은 고딕" w:hAnsi="맑은 고딕" w:eastAsia="맑은 고딕"/>
           <w:sz w:val="21"/>
         </w:rPr>
-        <w:t>이 조회의 핵심은 WAIT_CLASS가 'Idle'인 이벤트를 병목에서 제외하는 것이다. 'SQL*Net message from client' 같은 이벤트는 데이터베이스가 클라이언트의 다음 요청을 기다리는 유휴 시간으로, 상위에 보여도 병목이 아니다. 이것을 병목으로 지목하는 것이 이 과정이 반복해서 경계하는 대표적 오판이다(14장에서 대기 이벤트별로 교정한다). 위 조회에서 wait_class &lt;&gt; 'Idle' 조건을 둔 이유가 그것이다. 남은 활성 대기 중 대기 클래스가 'Application'인 것(enq: TX - row lock contention 등)은 애플리케이션 수준의 잠금 경합을, 'Concurrency'인 것(latch·mutex·library cache 등)은 동시성 구조에 대한 경합을 가리킨다. 응급 상황에서는 이 분류만으로도 다음에 어느 뷰를 볼지가 정해진다. Application이면 3.6절의 블로킹 추적으로, Concurrency면 원인 SQL과 라이브러리 캐시 조사로 향한다.</w:t>
+        <w:t>이 조회의 핵심은 WAIT_CLASS가 'Idle'인 이벤트를 병목에서 제외하는 것이다. 'SQL*Net message from client' 같은 이벤트는 데이터베이스가 클라이언트의 다음 요청을 기다리는 유휴 시간으로, 상위에 보여도 병목이 아니다. 이것을 병목으로 지목하는 것이 이 과정이 반복해서 경계하는 대표적 오판이다(ch27에서 대기 이벤트별로 교정한다). 위 조회에서 wait_class &lt;&gt; 'Idle' 조건을 둔 이유가 그것이다. 남은 활성 대기 중 대기 클래스가 'Application'인 것(enq: TX - row lock contention 등)은 애플리케이션 수준의 잠금 경합을, 'Concurrency'인 것(latch·mutex·library cache 등)은 동시성 구조에 대한 경합을 가리킨다. 응급 상황에서는 이 분류만으로도 다음에 어느 뷰를 볼지가 정해진다. Application이면 3.6절의 블로킹 추적으로, Concurrency면 원인 SQL과 라이브러리 캐시 조사로 향한다.</w:t>
       </w:r>
     </w:p>
     <w:p>
@@ -2265,7 +2265,7 @@
                 <w:rFonts w:ascii="맑은 고딕" w:hAnsi="맑은 고딕" w:eastAsia="맑은 고딕"/>
                 <w:sz w:val="20"/>
               </w:rPr>
-              <w:t>· V$ACTIVE_SESSION_HISTORY(ASH)·DBA_HIST_*는 Diagnostics Pack이 필요하다(1장 라이선스 절).</w:t>
+              <w:t>· V$ACTIVE_SESSION_HISTORY(ASH)·DBA_HIST_*는 Diagnostics Pack이 필요하다(ch15 라이선스 절).</w:t>
             </w:r>
           </w:p>
           <w:p>
@@ -2289,7 +2289,7 @@
                 <w:rFonts w:ascii="맑은 고딕" w:hAnsi="맑은 고딕" w:eastAsia="맑은 고딕"/>
                 <w:sz w:val="20"/>
               </w:rPr>
-              <w:t>· 사후 분석용 이력이 필요하면 무상 도구 Statspack의 스냅샷을 활용한다(6장). 원천 데이터는 언제나 V$에 있다.</w:t>
+              <w:t>· 사후 분석용 이력이 필요하면 무상 도구 Statspack의 스냅샷을 활용한다(ch20). 원천 데이터는 언제나 V$에 있다.</w:t>
             </w:r>
           </w:p>
           <w:p>
@@ -2539,7 +2539,7 @@
                 <w:rFonts w:ascii="맑은 고딕" w:hAnsi="맑은 고딕" w:eastAsia="맑은 고딕"/>
                 <w:sz w:val="19"/>
               </w:rPr>
-              <w:t>I/O 유발 SQL 식별 → SQL·세그먼트·파일 배치 점검(14·20장)</w:t>
+              <w:t>I/O 유발 SQL 식별 → SQL·세그먼트·파일 배치 점검(ch27·ch34)</w:t>
             </w:r>
           </w:p>
         </w:tc>
@@ -2605,7 +2605,7 @@
           <w:rFonts w:ascii="맑은 고딕" w:hAnsi="맑은 고딕" w:eastAsia="맑은 고딕"/>
           <w:sz w:val="21"/>
         </w:rPr>
-        <w:t>행 잠금 경합이 위험한 이유는, 잠금 자체가 오라클의 정상 동작이라는 데 있다. 잠금은 데이터 일관성을 지키기 위한 필수 장치이므로, 경합이 있다고 해서 오라클이 뭔가 잘못하고 있는 것이 아니다. 문제는 트랜잭션 설계에 있다. 한 트랜잭션이 잠금을 오래 붙잡을수록, 특히 사용자 상호작용을 기다리며(예: 화면 입력 대기) 커밋을 미룰수록 다른 세션이 기다리는 시간이 길어진다. 그래서 행 잠금 경합의 근본 해결은 '잠금을 없애는 것'이 아니라 '잠금 보유 시간을 줄이는 것', 즉 트랜잭션을 짧게 유지하고 사용자 대기 중에는 잠금을 쥐지 않도록 애플리케이션을 설계하는 것이다. 이 장의 추적 기법은 이미 벌어진 경합을 진단·해소하는 방법이고, 근본 예방은 2장의 트랜잭션 설계로 이어진다.</w:t>
+        <w:t>행 잠금 경합이 위험한 이유는, 잠금 자체가 오라클의 정상 동작이라는 데 있다. 잠금은 데이터 일관성을 지키기 위한 필수 장치이므로, 경합이 있다고 해서 오라클이 뭔가 잘못하고 있는 것이 아니다. 문제는 트랜잭션 설계에 있다. 한 트랜잭션이 잠금을 오래 붙잡을수록, 특히 사용자 상호작용을 기다리며(예: 화면 입력 대기) 커밋을 미룰수록 다른 세션이 기다리는 시간이 길어진다. 그래서 행 잠금 경합의 근본 해결은 '잠금을 없애는 것'이 아니라 '잠금 보유 시간을 줄이는 것', 즉 트랜잭션을 짧게 유지하고 사용자 대기 중에는 잠금을 쥐지 않도록 애플리케이션을 설계하는 것이다. 이 장의 추적 기법은 이미 벌어진 경합을 진단·해소하는 방법이고, 근본 예방은 ch16의 트랜잭션 설계로 이어진다.</w:t>
       </w:r>
     </w:p>
     <w:p>
@@ -3574,7 +3574,7 @@
           <w:rFonts w:ascii="맑은 고딕" w:hAnsi="맑은 고딕" w:eastAsia="맑은 고딕"/>
           <w:sz w:val="21"/>
         </w:rPr>
-        <w:t>이 원칙은 1장에서 세운 세 가지 경계 중 '근거 없는 조치'와 정확히 같은 뿌리를 가진다. 히트율이라는 단일 지표를 믿는 것, ADDM의 권고를 그대로 따르는 것, 그리고 아무 지표도 캡처하지 않고 세션을 죽이는 것은 모두 '내가 직접 측정하고 판정하지 않았다'는 하나의 잘못이다. 3장은 그 잘못이 가장 극적으로 드러나는 무대다. 긴급 상황의 시간 압박은 캡처를 건너뛰게 만드는 가장 강력한 유혹이지만, 바로 그 상황이 캡처가 가장 필요한 상황이다. 압박이 클수록 규율에 기대야 하며, 규율은 평상시에 몸에 붙여 두어야 위기의 순간에 작동한다. 이 과정이 1장부터 모든 실습에 3단 캡처를 강제하는 것도, 위기가 아닌 평상시에 그 습관을 새기기 위해서다.</w:t>
+        <w:t>이 원칙은 ch15에서 세운 세 가지 경계 중 '근거 없는 조치'와 정확히 같은 뿌리를 가진다. 히트율이라는 단일 지표를 믿는 것, ADDM의 권고를 그대로 따르는 것, 그리고 아무 지표도 캡처하지 않고 세션을 죽이는 것은 모두 '내가 직접 측정하고 판정하지 않았다'는 하나의 잘못이다. ch17은 그 잘못이 가장 극적으로 드러나는 무대다. 긴급 상황의 시간 압박은 캡처를 건너뛰게 만드는 가장 강력한 유혹이지만, 바로 그 상황이 캡처가 가장 필요한 상황이다. 압박이 클수록 규율에 기대야 하며, 규율은 평상시에 몸에 붙여 두어야 위기의 순간에 작동한다. 이 과정이 ch15부터 모든 실습에 3단 캡처를 강제하는 것도, 위기가 아닌 평상시에 그 습관을 새기기 위해서다.</w:t>
       </w:r>
     </w:p>
     <w:p>
@@ -3998,7 +3998,7 @@
           <w:rFonts w:ascii="맑은 고딕" w:hAnsi="맑은 고딕" w:eastAsia="맑은 고딕"/>
           <w:sz w:val="21"/>
         </w:rPr>
-        <w:t>실습 04 — 블로킹 세션 추적과 해소: V$SESSION.BLOCKING_SESSION·V$LOCK·DBA_BLOCKERS로 블로커와 대기자를 추적하고(실측 SID 596/597), 근거 캡처 후 해소한다. 3장의 핵심 실습이다.</w:t>
+        <w:t>실습 04 — 블로킹 세션 추적과 해소: V$SESSION.BLOCKING_SESSION·V$LOCK·DBA_BLOCKERS로 블로커와 대기자를 추적하고(실측 SID 596/597), 근거 캡처 후 해소한다. ch17의 핵심 실습이다.</w:t>
       </w:r>
     </w:p>
     <w:p>
@@ -4019,7 +4019,7 @@
           <w:rFonts w:ascii="맑은 고딕" w:hAnsi="맑은 고딕" w:eastAsia="맑은 고딕"/>
           <w:sz w:val="21"/>
         </w:rPr>
-        <w:t>이 실습들의 공통 메시지는 하나다. 성능 조치는 '무엇을, 언제, 어떤 상태에서 바꿨는가'가 기록으로 남을 때에만 튜닝이 된다. 특히 실습 4는 블로킹을 실제로 재현해 블로커(596)와 대기자(597)를 눈으로 확인하고, 세션을 종료하기 전에 근거를 캡처하는 순서를 몸에 붙이는 것을 목표로 한다. 다음 장(4장)에서는 성능을 위한 데이터베이스 구성으로 넘어가, 초기화 파라미터·Undo 보존·임시 테이블스페이스를 다룬다. 구성 실수는 튜닝으로 덮이지 않는다는 것이 4장의 출발점이다.</w:t>
+        <w:t>이 실습들의 공통 메시지는 하나다. 성능 조치는 '무엇을, 언제, 어떤 상태에서 바꿨는가'가 기록으로 남을 때에만 튜닝이 된다. 특히 실습 4는 블로킹을 실제로 재현해 블로커(596)와 대기자(597)를 눈으로 확인하고, 세션을 종료하기 전에 근거를 캡처하는 순서를 몸에 붙이는 것을 목표로 한다. 다음 장(ch18)에서는 성능을 위한 데이터베이스 구성으로 넘어가, 초기화 파라미터·Undo 보존·임시 테이블스페이스를 다룬다. 구성 실수는 튜닝으로 덮이지 않는다는 것이 ch18의 출발점이다.</w:t>
       </w:r>
     </w:p>
     <w:p>
@@ -4028,7 +4028,7 @@
           <w:rFonts w:ascii="맑은 고딕" w:hAnsi="맑은 고딕" w:eastAsia="맑은 고딕"/>
           <w:sz w:val="21"/>
         </w:rPr>
-        <w:t>마지막으로 이 장의 위치를 정리해 둔다. 3장은 '무엇이 병목인가'를 판별하는 방법론과, '지금 당장 멈춘 시스템'을 다루는 긴급 대응, 그리고 그 둘을 관통하는 근거 캡처의 규율을 세운다. 이 규율은 이후 모든 장에서 되풀이된다. 12장의 알림 대응(같은 WL_04_lock으로 경합을 유발해 알림 발생 시 대응 절차를 익힌다), 14장의 enqueue 대기 분석(같은 잠금 경합을 대기 이벤트 관점에서 다시 본다)이 이 장의 직접적 확장이다. 3장을 제대로 익히면, 뒤따르는 진단 장들에서 '어느 뷰를 볼지'가 아니라 '무엇을 판정하려 그 뷰를 보는지'를 스스로 묻게 된다. 그것이 이 과정이 기르려는 태도다.</w:t>
+        <w:t>마지막으로 이 장의 위치를 정리해 둔다. ch17은 '무엇이 병목인가'를 판별하는 방법론과, '지금 당장 멈춘 시스템'을 다루는 긴급 대응, 그리고 그 둘을 관통하는 근거 캡처의 규율을 세운다. 이 규율은 이후 모든 장에서 되풀이된다. ch28의 알림 대응(같은 WL_04_lock으로 경합을 유발해 알림 발생 시 대응 절차를 익힌다), ch27의 enqueue 대기 분석(같은 잠금 경합을 대기 이벤트 관점에서 다시 본다)이 이 장의 직접적 확장이다. ch17을 제대로 익히면, 뒤따르는 진단 장들에서 '어느 뷰를 볼지'가 아니라 '무엇을 판정하려 그 뷰를 보는지'를 스스로 묻게 된다. 그것이 이 과정이 기르려는 태도다.</w:t>
       </w:r>
     </w:p>
     <w:sectPr>

--- a/DBTUNING/ch17_성능개선방법론과긴급대응/ch17_성능개선방법론과긴급대응.docx
+++ b/DBTUNING/ch17_성능개선방법론과긴급대응/ch17_성능개선방법론과긴급대응.docx
@@ -13,7 +13,7 @@
           <w:color w:val="365F91"/>
           <w:sz w:val="28"/>
         </w:rPr>
-        <w:t>제ch17  성능 개선 방법론과 긴급 대응</w:t>
+        <w:t>ch17  성능 개선 방법론과 긴급 대응</w:t>
       </w:r>
     </w:p>
     <w:p>

--- a/DBTUNING/ch17_성능개선방법론과긴급대응/ch17_성능개선방법론과긴급대응.docx
+++ b/DBTUNING/ch17_성능개선방법론과긴급대응/ch17_성능개선방법론과긴급대응.docx
@@ -54,7 +54,7 @@
           <w:color w:val="4F81BD"/>
           <w:sz w:val="26"/>
         </w:rPr>
-        <w:t>3.1  학습 목표</w:t>
+        <w:t>17.1  학습 목표</w:t>
       </w:r>
     </w:p>
     <w:p>
@@ -161,7 +161,7 @@
           <w:color w:val="4F81BD"/>
           <w:sz w:val="26"/>
         </w:rPr>
-        <w:t>3.2  오라클 성능 개선 방법론 — 일하는 방식</w:t>
+        <w:t>17.2  오라클 성능 개선 방법론 — 일하는 방식</w:t>
       </w:r>
     </w:p>
     <w:p>
@@ -789,7 +789,7 @@
           <w:color w:val="4F81BD"/>
           <w:sz w:val="26"/>
         </w:rPr>
-        <w:t>3.3  증상에서 원인으로 — 자주 나오는 열 가지 실수</w:t>
+        <w:t>17.3  증상에서 원인으로 — 자주 나오는 열 가지 실수</w:t>
       </w:r>
     </w:p>
     <w:p>
@@ -1433,7 +1433,7 @@
           <w:color w:val="4F81BD"/>
           <w:sz w:val="26"/>
         </w:rPr>
-        <w:t>3.4  긴급 대응 — 방금 멀쩡하던 시스템이 멈췄을 때</w:t>
+        <w:t>17.4  긴급 대응 — 방금 멀쩡하던 시스템이 멈췄을 때</w:t>
       </w:r>
     </w:p>
     <w:p>
@@ -1830,7 +1830,7 @@
           <w:color w:val="4F81BD"/>
           <w:sz w:val="26"/>
         </w:rPr>
-        <w:t>3.5  응급 진단 체크리스트 — 무엇부터 보는가</w:t>
+        <w:t>17.5  응급 진단 체크리스트 — 무엇부터 보는가</w:t>
       </w:r>
     </w:p>
     <w:p>
@@ -2203,7 +2203,7 @@
           <w:rFonts w:ascii="맑은 고딕" w:hAnsi="맑은 고딕" w:eastAsia="맑은 고딕"/>
           <w:sz w:val="21"/>
         </w:rPr>
-        <w:t>이 조회의 핵심은 WAIT_CLASS가 'Idle'인 이벤트를 병목에서 제외하는 것이다. 'SQL*Net message from client' 같은 이벤트는 데이터베이스가 클라이언트의 다음 요청을 기다리는 유휴 시간으로, 상위에 보여도 병목이 아니다. 이것을 병목으로 지목하는 것이 이 과정이 반복해서 경계하는 대표적 오판이다(ch27에서 대기 이벤트별로 교정한다). 위 조회에서 wait_class &lt;&gt; 'Idle' 조건을 둔 이유가 그것이다. 남은 활성 대기 중 대기 클래스가 'Application'인 것(enq: TX - row lock contention 등)은 애플리케이션 수준의 잠금 경합을, 'Concurrency'인 것(latch·mutex·library cache 등)은 동시성 구조에 대한 경합을 가리킨다. 응급 상황에서는 이 분류만으로도 다음에 어느 뷰를 볼지가 정해진다. Application이면 3.6절의 블로킹 추적으로, Concurrency면 원인 SQL과 라이브러리 캐시 조사로 향한다.</w:t>
+        <w:t>이 조회의 핵심은 WAIT_CLASS가 'Idle'인 이벤트를 병목에서 제외하는 것이다. 'SQL*Net message from client' 같은 이벤트는 데이터베이스가 클라이언트의 다음 요청을 기다리는 유휴 시간으로, 상위에 보여도 병목이 아니다. 이것을 병목으로 지목하는 것이 이 과정이 반복해서 경계하는 대표적 오판이다(ch27에서 대기 이벤트별로 교정한다). 위 조회에서 wait_class &lt;&gt; 'Idle' 조건을 둔 이유가 그것이다. 남은 활성 대기 중 대기 클래스가 'Application'인 것(enq: TX - row lock contention 등)은 애플리케이션 수준의 잠금 경합을, 'Concurrency'인 것(latch·mutex·library cache 등)은 동시성 구조에 대한 경합을 가리킨다. 응급 상황에서는 이 분류만으로도 다음에 어느 뷰를 볼지가 정해진다. Application이면 17.6절의 블로킹 추적으로, Concurrency면 원인 SQL과 라이브러리 캐시 조사로 향한다.</w:t>
       </w:r>
     </w:p>
     <w:p>
@@ -2451,7 +2451,7 @@
                 <w:rFonts w:ascii="맑은 고딕" w:hAnsi="맑은 고딕" w:eastAsia="맑은 고딕"/>
                 <w:sz w:val="19"/>
               </w:rPr>
-              <w:t>직렬화 지점 존재. 대기 클래스가 Application이면 잠금 경합 의심(3.6절)</w:t>
+              <w:t>직렬화 지점 존재. 대기 클래스가 Application이면 잠금 경합 의심(17.6절)</w:t>
             </w:r>
           </w:p>
         </w:tc>
@@ -2556,7 +2556,7 @@
           <w:color w:val="4F81BD"/>
           <w:sz w:val="26"/>
         </w:rPr>
-        <w:t>3.6  블로킹 세션 추적과 해소</w:t>
+        <w:t>17.6  블로킹 세션 추적과 해소</w:t>
       </w:r>
     </w:p>
     <w:p>
@@ -2974,7 +2974,7 @@
           <w:rFonts w:ascii="맑은 고딕" w:hAnsi="맑은 고딕" w:eastAsia="맑은 고딕"/>
           <w:sz w:val="21"/>
         </w:rPr>
-        <w:t>TX 잠금의 모드 값도 알아 두면 진단이 정확해진다. LMODE와 REQUEST의 숫자는 잠금 모드를 뜻하는데, 0은 없음, 6은 배타(exclusive) 모드다. 행을 UPDATE·DELETE하거나 FOR UPDATE로 잠그면 그 행의 TX 잠금을 배타 모드(6)로 얻는다. 그래서 실습 4처럼 두 세션이 같은 행을 갱신하려 다투면, 한쪽은 LMODE=6으로 보유하고 다른 쪽은 REQUEST=6으로 대기하는 그림이 나온다. 참고로 TX 잠금은 행 자체를 가리키는 것이 아니라 트랜잭션 엔트리를 가리키며, 실제로 어떤 자원을 두고 다투는지는 대기 이벤트의 파라미터와 V$SESSION의 ROW_WAIT_* 컬럼으로 확인한다(3.6.6절). BLOCK 컬럼은 이 세션이 보유한 잠금이 다른 세션을 막고 있는지를 1/0으로 표시하므로, 여러 세션 중 누가 '가해자'인지 한눈에 고르는 데 가장 편리한 단서다.</w:t>
+        <w:t>TX 잠금의 모드 값도 알아 두면 진단이 정확해진다. LMODE와 REQUEST의 숫자는 잠금 모드를 뜻하는데, 0은 없음, 6은 배타(exclusive) 모드다. 행을 UPDATE·DELETE하거나 FOR UPDATE로 잠그면 그 행의 TX 잠금을 배타 모드(6)로 얻는다. 그래서 실습 4처럼 두 세션이 같은 행을 갱신하려 다투면, 한쪽은 LMODE=6으로 보유하고 다른 쪽은 REQUEST=6으로 대기하는 그림이 나온다. 참고로 TX 잠금은 행 자체를 가리키는 것이 아니라 트랜잭션 엔트리를 가리키며, 실제로 어떤 자원을 두고 다투는지는 대기 이벤트의 파라미터와 V$SESSION의 ROW_WAIT_* 컬럼으로 확인한다(17.6.6절). BLOCK 컬럼은 이 세션이 보유한 잠금이 다른 세션을 막고 있는지를 1/0으로 표시하므로, 여러 세션 중 누가 '가해자'인지 한눈에 고르는 데 가장 편리한 단서다.</w:t>
       </w:r>
     </w:p>
     <w:p>
@@ -3547,7 +3547,7 @@
           <w:color w:val="4F81BD"/>
           <w:sz w:val="26"/>
         </w:rPr>
-        <w:t>3.7  조치 전 근거 캡처 — 도박이 아니라 튜닝</w:t>
+        <w:t>17.7  조치 전 근거 캡처 — 도박이 아니라 튜닝</w:t>
       </w:r>
     </w:p>
     <w:p>
@@ -3701,7 +3701,7 @@
           <w:color w:val="4F81BD"/>
           <w:sz w:val="26"/>
         </w:rPr>
-        <w:t>3.8  요약</w:t>
+        <w:t>17.8  요약</w:t>
       </w:r>
     </w:p>
     <w:p>
@@ -3811,7 +3811,7 @@
           <w:color w:val="4F81BD"/>
           <w:sz w:val="26"/>
         </w:rPr>
-        <w:t>3.9  퀴즈</w:t>
+        <w:t>17.9  퀴즈</w:t>
       </w:r>
     </w:p>
     <w:tbl>
@@ -3941,7 +3941,7 @@
           <w:color w:val="4F81BD"/>
           <w:sz w:val="26"/>
         </w:rPr>
-        <w:t>3.10  실습 개요</w:t>
+        <w:t>17.10  실습 개요</w:t>
       </w:r>
     </w:p>
     <w:p>
